--- a/Science Books/Evolution/09 - DNA - The Molecule That Remembers.docx
+++ b/Science Books/Evolution/09 - DNA - The Molecule That Remembers.docx
@@ -5,6 +5,8 @@
     <w:p>
       <w:pPr>
         <w:pStyle w:val="Title"/>
+        <w:ind w:left="0" w:right="0" w:firstLine="0"/>
+        <w:jc w:val="center"/>
       </w:pPr>
       <w:r>
         <w:t>Life: Science for Everyone</w:t>
@@ -13,6 +15,8 @@
     <w:p>
       <w:pPr>
         <w:pStyle w:val="Heading1"/>
+        <w:ind w:left="0" w:right="0" w:firstLine="0"/>
+        <w:jc w:val="center"/>
       </w:pPr>
       <w:r>
         <w:t>Chapter 9</w:t>
@@ -21,6 +25,8 @@
     <w:p>
       <w:pPr>
         <w:pStyle w:val="Heading1"/>
+        <w:ind w:left="0" w:right="0" w:firstLine="0"/>
+        <w:jc w:val="center"/>
       </w:pPr>
       <w:r>
         <w:t>DNA: The Molecule That Remembers</w:t>
@@ -29,697 +35,1216 @@
     <w:p>
       <w:pPr>
         <w:pStyle w:val="Heading1"/>
+        <w:ind w:left="0" w:right="0" w:firstLine="0"/>
+        <w:jc w:val="center"/>
       </w:pPr>
       <w:r>
         <w:t>The Boring Molecule</w:t>
       </w:r>
     </w:p>
     <w:p>
-      <w:pPr/>
+      <w:pPr>
+        <w:ind w:left="0" w:right="0" w:firstLine="0"/>
+        <w:jc w:val="center"/>
+      </w:pPr>
       <w:r>
-        <w:t>For the first half of the twentieth century, almost nobody thought genes were made of DNA.</w:t>
+        <w:t>For most of the early twentieth century, almost nobody thought genes were made of DNA.</w:t>
       </w:r>
-    </w:p>
-    <w:p>
-      <w:pPr/>
       <w:r>
-        <w:t>DNA was known. It had been isolated from pus-soaked bandages in 1869.</w:t>
+        <w:br/>
+        <w:br/>
+        <w:t>Scientists already knew DNA existed.</w:t>
       </w:r>
-    </w:p>
-    <w:p>
-      <w:pPr/>
       <w:r>
-        <w:t>It was considered dull.</w:t>
+        <w:br/>
+        <w:br/>
+        <w:t>It had been found back in 1869, pulled out of old, pus-soaked hospital bandages.</w:t>
       </w:r>
-    </w:p>
-    <w:p>
-      <w:pPr/>
       <w:r>
-        <w:t>It had only four kinds of building block, called bases, and chemists assumed they repeated in a monotonous pattern, like a wallpaper.</w:t>
+        <w:br/>
+        <w:br/>
+        <w:t>But DNA seemed dull.</w:t>
       </w:r>
-    </w:p>
-    <w:p>
-      <w:pPr/>
       <w:r>
-        <w:t>Proteins, with twenty kinds of building block, looked far more capable of carrying a complicated message.</w:t>
+        <w:br/>
+        <w:br/>
+        <w:t xml:space="preserve">It has only four kinds of building block, called </w:t>
       </w:r>
-    </w:p>
-    <w:p>
-      <w:pPr/>
       <w:r>
-        <w:t>The boring molecule turned out to be the one that remembers.</w:t>
+        <w:rPr>
+          <w:b/>
+        </w:rPr>
+        <w:t>bases</w:t>
       </w:r>
-    </w:p>
-    <w:p>
-      <w:pPr/>
       <w:r>
+        <w:t>, like a four-letter alphabet.</w:t>
+      </w:r>
+      <w:r>
+        <w:br/>
+        <w:br/>
+        <w:t>Chemists assumed those four letters just repeated in a boring pattern, like wallpaper.</w:t>
+      </w:r>
+      <w:r>
+        <w:br/>
+        <w:br/>
+        <w:t>Proteins looked far more interesting.</w:t>
+      </w:r>
+      <w:r>
+        <w:br/>
+        <w:br/>
+        <w:t xml:space="preserve">A </w:t>
+      </w:r>
+      <w:r>
+        <w:rPr>
+          <w:b/>
+        </w:rPr>
+        <w:t>protein</w:t>
+      </w:r>
+      <w:r>
+        <w:t xml:space="preserve"> is a working molecule, built like a necklace strung from twenty different kinds of bead.</w:t>
+      </w:r>
+      <w:r>
+        <w:br/>
+        <w:br/>
+        <w:t>Those beads are called amino acids.</w:t>
+      </w:r>
+      <w:r>
+        <w:br/>
+        <w:br/>
+        <w:t>Twenty kinds of bead seemed like a much better alphabet for spelling out life's instructions than four.</w:t>
+      </w:r>
+      <w:r>
+        <w:br/>
+        <w:br/>
+        <w:t>The “boring” molecule turned out to be the one that remembers everything.</w:t>
+      </w:r>
+      <w:r>
+        <w:br/>
+        <w:br/>
         <w:t>It took three experiments to prove it.</w:t>
       </w:r>
     </w:p>
     <w:p>
       <w:pPr>
         <w:pStyle w:val="Heading1"/>
+        <w:ind w:left="0" w:right="0" w:firstLine="0"/>
+        <w:jc w:val="center"/>
       </w:pPr>
       <w:r>
         <w:t>Three Experiments</w:t>
       </w:r>
     </w:p>
     <w:p>
-      <w:pPr/>
+      <w:pPr>
+        <w:ind w:left="0" w:right="0" w:firstLine="0"/>
+        <w:jc w:val="center"/>
+      </w:pPr>
       <w:r>
-        <w:t>In 1928 Frederick Griffith, a British medical officer studying pneumonia, mixed dead cells of a deadly strain with live cells of a harmless one and injected the mixture into mice.</w:t>
+        <w:t>In 1928, a British doctor named Frederick Griffith was studying pneumonia, a lung disease.</w:t>
       </w:r>
-    </w:p>
-    <w:p>
-      <w:pPr/>
       <w:r>
-        <w:t>The mice died.</w:t>
+        <w:br/>
+        <w:br/>
+        <w:t>He worked with two kinds of the bacteria that cause it.</w:t>
       </w:r>
-    </w:p>
-    <w:p>
-      <w:pPr/>
       <w:r>
-        <w:t>Something from the dead deadly cells had transformed the live harmless ones, and the transformation was inherited by their descendants.</w:t>
+        <w:br/>
+        <w:br/>
+        <w:t>One kind was deadly. The other was harmless.</w:t>
       </w:r>
-    </w:p>
-    <w:p>
-      <w:pPr/>
       <w:r>
-        <w:t>He called it the transforming principle and had no idea what it was.</w:t>
+        <w:br/>
+        <w:br/>
+        <w:t>He killed the deadly bacteria with heat, so they could no longer hurt anyone.</w:t>
       </w:r>
-    </w:p>
-    <w:p>
-      <w:pPr/>
       <w:r>
-        <w:t>In 1944 Oswald Avery and two colleagues in New York purified the principle, destroyed the proteins in it, and found it still worked. Destroy the DNA and it stopped.</w:t>
+        <w:br/>
+        <w:br/>
+        <w:t>Then he mixed the dead deadly ones with live harmless ones and injected the mixture into mice.</w:t>
       </w:r>
-    </w:p>
-    <w:p>
-      <w:pPr/>
       <w:r>
+        <w:br/>
+        <w:br/>
+        <w:t>The mice died anyway.</w:t>
+      </w:r>
+      <w:r>
+        <w:br/>
+        <w:br/>
+        <w:t>Something from the dead deadly bacteria had reached into the live harmless ones and rewritten them.</w:t>
+      </w:r>
+      <w:r>
+        <w:br/>
+        <w:br/>
+        <w:t>Even stranger, the harmless bacteria's own descendants inherited the change.</w:t>
+      </w:r>
+      <w:r>
+        <w:br/>
+        <w:br/>
+        <w:t>Griffith called the mystery ingredient the transforming principle.</w:t>
+      </w:r>
+      <w:r>
+        <w:br/>
+        <w:br/>
+        <w:t>He had no idea what it actually was.</w:t>
+      </w:r>
+      <w:r>
+        <w:br/>
+        <w:br/>
+        <w:t>In 1944, a careful chemist named Oswald Avery, working with two colleagues, finally isolated it.</w:t>
+      </w:r>
+      <w:r>
+        <w:br/>
+        <w:br/>
+        <w:t>They stripped the proteins out. The transformation still worked.</w:t>
+      </w:r>
+      <w:r>
+        <w:br/>
+        <w:br/>
+        <w:t>Then they destroyed the DNA instead. The transformation stopped cold.</w:t>
+      </w:r>
+      <w:r>
+        <w:br/>
+        <w:br/>
         <w:t>The transforming principle was DNA.</w:t>
       </w:r>
-    </w:p>
-    <w:p>
-      <w:pPr/>
       <w:r>
-        <w:t>Many biologists did not believe it.</w:t>
+        <w:br/>
+        <w:br/>
+        <w:t>Many biologists still refused to believe it.</w:t>
       </w:r>
-    </w:p>
-    <w:p>
-      <w:pPr/>
       <w:r>
-        <w:t>In 1952 Alfred Hershey and Martha Chase settled the matter with viruses that infect bacteria. They labeled the virus's protein with one radioactive marker and its DNA with another, let the viruses infect, and checked which marker went inside.</w:t>
+        <w:br/>
+        <w:br/>
+        <w:t>In 1952, two scientists, Alfred Hershey and Martha Chase, settled the argument for good.</w:t>
       </w:r>
-    </w:p>
-    <w:p>
-      <w:pPr/>
       <w:r>
-        <w:t>Only the DNA went in.</w:t>
+        <w:br/>
+        <w:br/>
+        <w:t>They worked with viruses that infect bacteria.</w:t>
       </w:r>
-    </w:p>
-    <w:p>
-      <w:pPr/>
       <w:r>
-        <w:t>Only the DNA was needed to make new viruses.</w:t>
+        <w:br/>
+        <w:br/>
+        <w:t>A virus like this is mostly two parts: a coat of protein, with DNA hidden inside.</w:t>
       </w:r>
-    </w:p>
-    <w:p>
-      <w:pPr/>
       <w:r>
-        <w:t>The boring molecule was the message.</w:t>
+        <w:br/>
+        <w:br/>
+        <w:t>Hershey and Chase attached a radioactive tag, like a tiny tracking sticker, to the protein coat.</w:t>
+      </w:r>
+      <w:r>
+        <w:br/>
+        <w:br/>
+        <w:t>They attached a different tag to the DNA.</w:t>
+      </w:r>
+      <w:r>
+        <w:br/>
+        <w:br/>
+        <w:t>Then they let the viruses infect bacteria and checked which tag ended up inside.</w:t>
+      </w:r>
+      <w:r>
+        <w:br/>
+        <w:br/>
+        <w:t>Only the DNA tag went in.</w:t>
+      </w:r>
+      <w:r>
+        <w:br/>
+        <w:br/>
+        <w:t>Only DNA was needed to build the next generation of viruses.</w:t>
+      </w:r>
+      <w:r>
+        <w:br/>
+        <w:br/>
+        <w:t>The boring molecule was the message all along.</w:t>
       </w:r>
     </w:p>
     <w:p>
       <w:pPr>
         <w:pStyle w:val="Heading1"/>
+        <w:ind w:left="0" w:right="0" w:firstLine="0"/>
+        <w:jc w:val="center"/>
       </w:pPr>
       <w:r>
         <w:t>A Rule Hiding in Plain Sight</w:t>
       </w:r>
     </w:p>
     <w:p>
-      <w:pPr/>
+      <w:pPr>
+        <w:ind w:left="0" w:right="0" w:firstLine="0"/>
+        <w:jc w:val="center"/>
+      </w:pPr>
       <w:r>
-        <w:t>Meanwhile a biochemist named Erwin Chargaff had been measuring the four bases in DNA from different species.</w:t>
+        <w:t>Around the same time, a biochemist named Erwin Chargaff was busy counting.</w:t>
       </w:r>
-    </w:p>
-    <w:p>
-      <w:pPr/>
       <w:r>
-        <w:t>Their proportions varied from species to species, which killed the wallpaper idea.</w:t>
+        <w:br/>
+        <w:br/>
+        <w:t>He measured the four bases in DNA, sample after sample, from many different species.</w:t>
       </w:r>
-    </w:p>
-    <w:p>
-      <w:pPr/>
       <w:r>
-        <w:t>But in every sample, two pairs matched.</w:t>
+        <w:br/>
+        <w:br/>
+        <w:t>DNA's four bases have full names: adenine, thymine, guanine, and cytosine.</w:t>
       </w:r>
-    </w:p>
-    <w:p>
-      <w:pPr/>
       <w:r>
-        <w:t>The amount of adenine equaled the amount of thymine.</w:t>
+        <w:br/>
+        <w:br/>
+        <w:t>Scientists usually just call them A, T, G, and C, like a four-letter code.</w:t>
       </w:r>
-    </w:p>
-    <w:p>
-      <w:pPr/>
       <w:r>
-        <w:t>The amount of guanine equaled the amount of cytosine.</w:t>
+        <w:br/>
+        <w:br/>
+        <w:t>Chargaff found that the proportions of A, T, G, and C varied from species to species.</w:t>
       </w:r>
-    </w:p>
-    <w:p>
-      <w:pPr/>
       <w:r>
-        <w:t>Chargaff published the rule in 1950 and did not know what it meant.</w:t>
+        <w:br/>
+        <w:br/>
+        <w:t>That alone killed the old “boring wallpaper” idea.</w:t>
       </w:r>
-    </w:p>
-    <w:p>
-      <w:pPr/>
       <w:r>
-        <w:t>It meant the bases came in pairs.</w:t>
+        <w:br/>
+        <w:br/>
+        <w:t>But he noticed something else, in every single sample he measured.</w:t>
+      </w:r>
+      <w:r>
+        <w:br/>
+        <w:br/>
+        <w:t>The amount of A always equaled the amount of T.</w:t>
+      </w:r>
+      <w:r>
+        <w:br/>
+        <w:br/>
+        <w:t>The amount of G always equaled the amount of C.</w:t>
+      </w:r>
+      <w:r>
+        <w:br/>
+        <w:br/>
+        <w:t>Chargaff published this rule in 1950.</w:t>
+      </w:r>
+      <w:r>
+        <w:br/>
+        <w:br/>
+        <w:t>He had no idea what it meant.</w:t>
+      </w:r>
+      <w:r>
+        <w:br/>
+        <w:br/>
+        <w:t>It meant the bases came in matched pairs.</w:t>
       </w:r>
     </w:p>
     <w:p>
       <w:pPr>
         <w:pStyle w:val="Heading1"/>
+        <w:ind w:left="0" w:right="0" w:firstLine="0"/>
+        <w:jc w:val="center"/>
       </w:pPr>
       <w:r>
         <w:t>Photograph 51</w:t>
       </w:r>
     </w:p>
     <w:p>
-      <w:pPr/>
+      <w:pPr>
+        <w:ind w:left="0" w:right="0" w:firstLine="0"/>
+        <w:jc w:val="center"/>
+      </w:pPr>
       <w:r>
-        <w:t>The shape of the molecule was found by shining X-rays through it.</w:t>
+        <w:t>How do you find the shape of something too small to ever see, even under a microscope?</w:t>
       </w:r>
-    </w:p>
-    <w:p>
-      <w:pPr/>
       <w:r>
-        <w:t>At King's College London, Rosalind Franklin, a chemist with exceptional skill at the technique, produced the clearest pictures anyone had obtained.</w:t>
+        <w:br/>
+        <w:br/>
+        <w:t>One way is to shine X-rays through it and study the shadow pattern that comes out the other side.</w:t>
       </w:r>
-    </w:p>
-    <w:p>
-      <w:pPr/>
       <w:r>
-        <w:t>One of them, labeled Photograph 51, showed a pattern of spots in the form of an X.</w:t>
+        <w:br/>
+        <w:br/>
+        <w:t>This technique is called X-ray crystallography.</w:t>
       </w:r>
-    </w:p>
-    <w:p>
-      <w:pPr/>
       <w:r>
-        <w:t>To someone who knew how to read it, the X said helix, and the spacing of the spots gave the helix's dimensions.</w:t>
+        <w:br/>
+        <w:br/>
+        <w:t>At King's College London, a chemist named Rosalind Franklin was exceptionally skilled at it.</w:t>
       </w:r>
-    </w:p>
-    <w:p>
-      <w:pPr/>
       <w:r>
-        <w:t>The photograph was shown, without Franklin's knowledge, to James Watson, who was working with Francis Crick in Cambridge on a model of the molecule.</w:t>
+        <w:br/>
+        <w:br/>
+        <w:t>She produced the clearest pictures of DNA anyone had ever obtained.</w:t>
       </w:r>
-    </w:p>
-    <w:p>
-      <w:pPr/>
       <w:r>
-        <w:t>The credit question has been argued ever since.</w:t>
+        <w:br/>
+        <w:br/>
+        <w:t>One of them was labeled Photograph 51.</w:t>
       </w:r>
-    </w:p>
-    <w:p>
-      <w:pPr/>
       <w:r>
-        <w:t>What is not argued is that Franklin's measurements were essential, and that she died in 1958, at thirty-seven, before the Nobel Prize for the structure was awarded, and prizes are not given posthumously.</w:t>
+        <w:br/>
+        <w:br/>
+        <w:t>It showed a pattern of spots shaped like an X.</w:t>
+      </w:r>
+      <w:r>
+        <w:br/>
+        <w:br/>
+        <w:t>To someone who knew how to read it, that X spelled out one word: helix, meaning a spiral.</w:t>
+      </w:r>
+      <w:r>
+        <w:br/>
+        <w:br/>
+        <w:t>The spacing between the spots even gave the spiral's exact measurements.</w:t>
+      </w:r>
+      <w:r>
+        <w:br/>
+        <w:br/>
+        <w:t>Without Franklin's knowledge, the photograph was shown to James Watson.</w:t>
+      </w:r>
+      <w:r>
+        <w:br/>
+        <w:br/>
+        <w:t>Watson was working in Cambridge with Francis Crick, another young researcher, building a model of the molecule.</w:t>
+      </w:r>
+      <w:r>
+        <w:br/>
+        <w:br/>
+        <w:t>Who deserves the most credit is still argued over today.</w:t>
+      </w:r>
+      <w:r>
+        <w:br/>
+        <w:br/>
+        <w:t>What is not argued is this: Franklin's measurements were essential.</w:t>
+      </w:r>
+      <w:r>
+        <w:br/>
+        <w:br/>
+        <w:t>She died in 1958, at just thirty-seven years old.</w:t>
+      </w:r>
+      <w:r>
+        <w:br/>
+        <w:br/>
+        <w:t>The Nobel Prize for the structure came later, and Nobel Prizes are never given after someone has died.</w:t>
+      </w:r>
+      <w:r>
+        <w:br/>
+        <w:br/>
+        <w:t>Franklin never received hers.</w:t>
       </w:r>
     </w:p>
     <w:p>
       <w:pPr>
         <w:pStyle w:val="Heading1"/>
+        <w:ind w:left="0" w:right="0" w:firstLine="0"/>
+        <w:jc w:val="center"/>
       </w:pPr>
       <w:r>
         <w:t>The Double Helix</w:t>
       </w:r>
     </w:p>
     <w:p>
-      <w:pPr/>
+      <w:pPr>
+        <w:ind w:left="0" w:right="0" w:firstLine="0"/>
+        <w:jc w:val="center"/>
+      </w:pPr>
       <w:r>
-        <w:t>In the spring of 1953 Watson and Crick published a structure that fit everything.</w:t>
+        <w:t>In the spring of 1953, Watson and Crick published a structure that fit every clue.</w:t>
       </w:r>
-    </w:p>
-    <w:p>
-      <w:pPr/>
       <w:r>
-        <w:t>Two strands, wound around each other in a spiral staircase.</w:t>
+        <w:br/>
+        <w:br/>
+        <w:t>Picture two strands, twisted around each other like a spiral staircase.</w:t>
       </w:r>
-    </w:p>
-    <w:p>
-      <w:pPr/>
       <w:r>
-        <w:t>The steps are pairs of bases, and the pairing is not free.</w:t>
+        <w:br/>
+        <w:br/>
+        <w:t>The steps of that staircase are pairs of bases, and the pairing follows a strict rule.</w:t>
       </w:r>
-    </w:p>
-    <w:p>
-      <w:pPr/>
       <w:r>
-        <w:t>Adenine always faces thymine. Guanine always faces cytosine. Their shapes fit like a key and a lock, and nothing else fits.</w:t>
+        <w:br/>
+        <w:br/>
+        <w:t>A always faces T. G always faces C.</w:t>
       </w:r>
-    </w:p>
-    <w:p>
-      <w:pPr/>
       <w:r>
-        <w:t>That is Chargaff's rule, explained.</w:t>
+        <w:br/>
+        <w:br/>
+        <w:t>Their shapes fit together like a key and its one matching lock, and nothing else fits.</w:t>
       </w:r>
-    </w:p>
-    <w:p>
-      <w:pPr/>
       <w:r>
-        <w:t>It is also the secret of copying, and Watson and Crick ended their one-page paper with a sentence that has become famous for its understatement: that the pairing suggests a copying mechanism.</w:t>
+        <w:br/>
+        <w:br/>
+        <w:t>That is Chargaff's rule, finally explained.</w:t>
       </w:r>
-    </w:p>
-    <w:p>
-      <w:pPr/>
       <w:r>
-        <w:t>Pull the two strands apart.</w:t>
+        <w:br/>
+        <w:br/>
+        <w:t>It is also the secret of copying.</w:t>
       </w:r>
-    </w:p>
-    <w:p>
-      <w:pPr/>
       <w:r>
-        <w:t>Each strand is a template. Wherever it has an A, the new partner strand must get a T. Wherever it has a G, a C.</w:t>
+        <w:br/>
+        <w:br/>
+        <w:t>Watson and Crick ended their famous one-page paper with an oddly modest sentence.</w:t>
       </w:r>
-    </w:p>
-    <w:p>
-      <w:pPr/>
       <w:r>
-        <w:t>Two exact copies from one original, using nothing but the rule of the pairs.</w:t>
+        <w:br/>
+        <w:br/>
+        <w:t>They wrote only that the pairing “suggests” a way to copy the molecule.</w:t>
       </w:r>
-    </w:p>
-    <w:p>
-      <w:pPr/>
       <w:r>
-        <w:t>Schrödinger's aperiodic crystal from Chapter 1 had been found, and it came with its own instructions for duplication.</w:t>
+        <w:br/>
+        <w:br/>
+        <w:t>It did far more than suggest one. Here is how it actually works.</w:t>
+      </w:r>
+      <w:r>
+        <w:br/>
+        <w:br/>
+        <w:t>Pull the two strands apart, like unzipping a zipper.</w:t>
+      </w:r>
+      <w:r>
+        <w:br/>
+        <w:br/>
+        <w:t>Each strand now acts as a template, a pattern the cell builds a new strand from.</w:t>
+      </w:r>
+      <w:r>
+        <w:br/>
+        <w:br/>
+        <w:t>Wherever the template has an A, the new partner strand gets a T.</w:t>
+      </w:r>
+      <w:r>
+        <w:br/>
+        <w:br/>
+        <w:t>Wherever it has a G, the new partner gets a C.</w:t>
+      </w:r>
+      <w:r>
+        <w:br/>
+        <w:br/>
+        <w:t>The result is two exact copies made from one original, using nothing but the rule of the pairs.</w:t>
+      </w:r>
+      <w:r>
+        <w:br/>
+        <w:br/>
+        <w:t>Years earlier, in Chapter 1, we met the physicist Erwin Schrödinger.</w:t>
+      </w:r>
+      <w:r>
+        <w:br/>
+        <w:br/>
+        <w:t>He had guessed that genes needed a strange, irregular crystal to store their information.</w:t>
+      </w:r>
+      <w:r>
+        <w:br/>
+        <w:br/>
+        <w:t>That crystal had now been found, complete with its own built-in instructions for copying itself.</w:t>
       </w:r>
     </w:p>
     <w:p>
       <w:pPr>
         <w:pStyle w:val="Heading1"/>
+        <w:ind w:left="0" w:right="0" w:firstLine="0"/>
+        <w:jc w:val="center"/>
       </w:pPr>
       <w:r>
         <w:t>The Code</w:t>
       </w:r>
     </w:p>
     <w:p>
-      <w:pPr/>
+      <w:pPr>
+        <w:ind w:left="0" w:right="0" w:firstLine="0"/>
+        <w:jc w:val="center"/>
+      </w:pPr>
       <w:r>
-        <w:t>DNA stores information in the order of its bases. That much was now clear.</w:t>
+        <w:t>By now it was clear that DNA stores information in the order of its bases.</w:t>
       </w:r>
-    </w:p>
-    <w:p>
-      <w:pPr/>
       <w:r>
-        <w:t>But the information had to specify proteins, which are chains of twenty kinds of amino acid.</w:t>
+        <w:br/>
+        <w:br/>
+        <w:t>But that information has to spell out proteins.</w:t>
       </w:r>
-    </w:p>
-    <w:p>
-      <w:pPr/>
       <w:r>
-        <w:t>Four letters. Twenty words.</w:t>
+        <w:br/>
+        <w:br/>
+        <w:t xml:space="preserve">Proteins are chains of twenty different kinds of </w:t>
       </w:r>
-    </w:p>
-    <w:p>
-      <w:pPr/>
       <w:r>
-        <w:t>One letter per amino acid gives only four. Two letters give sixteen, still short. Three letters give sixty-four, more than enough.</w:t>
+        <w:rPr>
+          <w:b/>
+        </w:rPr>
+        <w:t>amino acid</w:t>
       </w:r>
-    </w:p>
-    <w:p>
-      <w:pPr/>
       <w:r>
-        <w:t>Through the 1960s the code was cracked, three bases at a time.</w:t>
+        <w:t>.</w:t>
       </w:r>
-    </w:p>
-    <w:p>
-      <w:pPr/>
       <w:r>
-        <w:t>Each triplet, a codon, means one amino acid or a stop sign. Most amino acids have several codons, which is why sixty-four possibilities cover twenty words with room to spare.</w:t>
+        <w:br/>
+        <w:br/>
+        <w:t>Think of it as a translation problem.</w:t>
       </w:r>
-    </w:p>
-    <w:p>
-      <w:pPr/>
       <w:r>
-        <w:t>The code is nearly the same in every organism on Earth.</w:t>
+        <w:br/>
+        <w:br/>
+        <w:t>DNA has a four-letter alphabet. Proteins need twenty different words.</w:t>
       </w:r>
-    </w:p>
-    <w:p>
-      <w:pPr/>
       <w:r>
-        <w:t>A human gene inserted into a bacterium is read correctly, which is why bacteria now manufacture human insulin.</w:t>
+        <w:br/>
+        <w:br/>
+        <w:t>If one base meant one amino acid, you could only make four words. Not enough.</w:t>
       </w:r>
-    </w:p>
-    <w:p>
-      <w:pPr/>
       <w:r>
-        <w:t>Chapter 4 called this shared code the fingerprint of common descent.</w:t>
+        <w:br/>
+        <w:br/>
+        <w:t>If two bases together meant one amino acid, you could make sixteen words. Still not enough.</w:t>
       </w:r>
-    </w:p>
-    <w:p>
-      <w:pPr/>
       <w:r>
-        <w:t>It is also a practical fact that industry uses every day.</w:t>
+        <w:br/>
+        <w:br/>
+        <w:t>If three bases together meant one amino acid, you could make sixty-four words.</w:t>
+      </w:r>
+      <w:r>
+        <w:br/>
+        <w:br/>
+        <w:t>Plenty.</w:t>
+      </w:r>
+      <w:r>
+        <w:br/>
+        <w:br/>
+        <w:t>Nature picked the three-letter option.</w:t>
+      </w:r>
+      <w:r>
+        <w:br/>
+        <w:br/>
+        <w:t>Through the 1960s, scientists cracked the code, three bases at a time.</w:t>
+      </w:r>
+      <w:r>
+        <w:br/>
+        <w:br/>
+        <w:t xml:space="preserve">Each three-letter group is called a </w:t>
+      </w:r>
+      <w:r>
+        <w:rPr>
+          <w:b/>
+        </w:rPr>
+        <w:t>codon</w:t>
+      </w:r>
+      <w:r>
+        <w:t>.</w:t>
+      </w:r>
+      <w:r>
+        <w:br/>
+        <w:br/>
+        <w:t>Every codon means either one specific amino acid, or “stop, the protein is finished.”</w:t>
+      </w:r>
+      <w:r>
+        <w:br/>
+        <w:br/>
+        <w:t>Most amino acids have more than one codon that spells them.</w:t>
+      </w:r>
+      <w:r>
+        <w:br/>
+        <w:br/>
+        <w:t>That is why all sixty-four combinations get used, with room to spare.</w:t>
+      </w:r>
+      <w:r>
+        <w:br/>
+        <w:br/>
+        <w:t>Here is the astonishing part: this code is nearly the same in every living thing on Earth.</w:t>
+      </w:r>
+      <w:r>
+        <w:br/>
+        <w:br/>
+        <w:t>A human gene, inserted into a bacterium, gets read correctly, as if the bacterium spoke fluent human.</w:t>
+      </w:r>
+      <w:r>
+        <w:br/>
+        <w:br/>
+        <w:t>That is why bacteria in factories now manufacture human insulin for diabetics.</w:t>
+      </w:r>
+      <w:r>
+        <w:br/>
+        <w:br/>
+        <w:t>Chapter 4 gave this shared code a nickname: the fingerprint of common descent.</w:t>
+      </w:r>
+      <w:r>
+        <w:br/>
+        <w:br/>
+        <w:t>That fingerprint was left by LUCA, the single ancestor all life on Earth shares.</w:t>
+      </w:r>
+      <w:r>
+        <w:br/>
+        <w:br/>
+        <w:t>It is also a practical fact that industry uses and profits from every single day.</w:t>
       </w:r>
     </w:p>
     <w:p>
       <w:pPr>
         <w:pStyle w:val="Heading1"/>
+        <w:ind w:left="0" w:right="0" w:firstLine="0"/>
+        <w:jc w:val="center"/>
       </w:pPr>
       <w:r>
         <w:t>The Central Dogma, With Footnotes</w:t>
       </w:r>
     </w:p>
     <w:p>
-      <w:pPr/>
+      <w:pPr>
+        <w:ind w:left="0" w:right="0" w:firstLine="0"/>
+        <w:jc w:val="center"/>
+      </w:pPr>
       <w:r>
-        <w:t>Crick summarized the flow of information in a phrase he came to regret calling a dogma.</w:t>
+        <w:t>Francis Crick summed up the flow of genetic information in one simple rule.</w:t>
       </w:r>
-    </w:p>
-    <w:p>
-      <w:pPr/>
       <w:r>
-        <w:t>DNA is copied into RNA. RNA is read to make protein. Information does not flow back from protein into the genes.</w:t>
+        <w:br/>
+        <w:br/>
+        <w:t xml:space="preserve">He later regretted calling it a </w:t>
       </w:r>
-    </w:p>
-    <w:p>
-      <w:pPr/>
       <w:r>
-        <w:t>That last clause is the important one. Whatever happens to your body, the genes are not rewritten. A blacksmith's arms do not make a blacksmith's children strong.</w:t>
+        <w:rPr>
+          <w:b/>
+        </w:rPr>
+        <w:t>central dogma</w:t>
       </w:r>
-    </w:p>
-    <w:p>
-      <w:pPr/>
       <w:r>
-        <w:t>The footnotes came later.</w:t>
+        <w:t>; the name made it sound more rigid than it is.</w:t>
       </w:r>
-    </w:p>
-    <w:p>
-      <w:pPr/>
       <w:r>
-        <w:t>Some viruses copy RNA back into DNA, using an enzyme called reverse transcriptase. The virus that causes AIDS does this, and so do the tools that let biologists read genes.</w:t>
+        <w:br/>
+        <w:br/>
+        <w:t>Here is the rule in plain terms.</w:t>
       </w:r>
-    </w:p>
-    <w:p>
-      <w:pPr/>
       <w:r>
-        <w:t>Some genes never become protein at all. Their product is RNA, and the RNA does the job, folding into shapes that regulate other genes or help build the ribosome.</w:t>
+        <w:br/>
+        <w:br/>
+        <w:t>DNA gets copied into a related molecule called RNA.</w:t>
       </w:r>
-    </w:p>
-    <w:p>
-      <w:pPr/>
       <w:r>
-        <w:t>The dogma survives as a rule about direction, not a claim that RNA is a mere messenger.</w:t>
+        <w:br/>
+        <w:br/>
+        <w:t>RNA gets read to build a protein.</w:t>
+      </w:r>
+      <w:r>
+        <w:br/>
+        <w:br/>
+        <w:t>Information never flows backward, from a finished protein into the genes.</w:t>
+      </w:r>
+      <w:r>
+        <w:br/>
+        <w:br/>
+        <w:t>That last part is the important one.</w:t>
+      </w:r>
+      <w:r>
+        <w:br/>
+        <w:br/>
+        <w:t>Whatever happens to your body during your life, your genes stay unrewritten.</w:t>
+      </w:r>
+      <w:r>
+        <w:br/>
+        <w:br/>
+        <w:t>A blacksmith's powerful arms do not get passed down to his children.</w:t>
+      </w:r>
+      <w:r>
+        <w:br/>
+        <w:br/>
+        <w:t>His children start with whatever genes he already had at birth.</w:t>
+      </w:r>
+      <w:r>
+        <w:br/>
+        <w:br/>
+        <w:t>The footnotes came later, as biologists found exceptions to the direction of the rule, if not its spirit.</w:t>
+      </w:r>
+      <w:r>
+        <w:br/>
+        <w:br/>
+        <w:t xml:space="preserve">Some viruses copy RNA back into DNA, using an enzyme called </w:t>
+      </w:r>
+      <w:r>
+        <w:rPr>
+          <w:b/>
+        </w:rPr>
+        <w:t>reverse transcriptase</w:t>
+      </w:r>
+      <w:r>
+        <w:t>.</w:t>
+      </w:r>
+      <w:r>
+        <w:br/>
+        <w:br/>
+        <w:t>Think of reverse transcriptase as a molecular photocopier running in reverse.</w:t>
+      </w:r>
+      <w:r>
+        <w:br/>
+        <w:br/>
+        <w:t>The virus that causes AIDS does exactly this.</w:t>
+      </w:r>
+      <w:r>
+        <w:br/>
+        <w:br/>
+        <w:t>So do many of the everyday lab tools that let biologists read genes.</w:t>
+      </w:r>
+      <w:r>
+        <w:br/>
+        <w:br/>
+        <w:t>Some genes never become a protein at all.</w:t>
+      </w:r>
+      <w:r>
+        <w:br/>
+        <w:br/>
+        <w:t>Their finished product is RNA itself, which folds into shapes that switch other genes on and off.</w:t>
+      </w:r>
+      <w:r>
+        <w:br/>
+        <w:br/>
+        <w:t>Some of that RNA even helps build the ribosome, the tiny machine inside cells that assembles proteins.</w:t>
+      </w:r>
+      <w:r>
+        <w:br/>
+        <w:br/>
+        <w:t>The dogma still holds as a rule about direction.</w:t>
+      </w:r>
+      <w:r>
+        <w:br/>
+        <w:br/>
+        <w:t>It just turned out that RNA is far more than a passive messenger.</w:t>
       </w:r>
     </w:p>
     <w:p>
       <w:pPr>
         <w:pStyle w:val="Heading1"/>
+        <w:ind w:left="0" w:right="0" w:firstLine="0"/>
+        <w:jc w:val="center"/>
       </w:pPr>
       <w:r>
         <w:t>Mistakes and the Repair Crew</w:t>
       </w:r>
     </w:p>
     <w:p>
-      <w:pPr/>
+      <w:pPr>
+        <w:ind w:left="0" w:right="0" w:firstLine="0"/>
+        <w:jc w:val="center"/>
+      </w:pPr>
       <w:r>
-        <w:t>Copying six billion letters every time a human cell divides sounds like a recipe for chaos.</w:t>
+        <w:t>Every time one of your cells divides, it must copy about six billion letters of DNA.</w:t>
       </w:r>
-    </w:p>
-    <w:p>
-      <w:pPr/>
       <w:r>
-        <w:t>It is not, because the copying is checked.</w:t>
+        <w:br/>
+        <w:br/>
+        <w:t>That sounds like a recipe for chaos.</w:t>
       </w:r>
-    </w:p>
-    <w:p>
-      <w:pPr/>
       <w:r>
-        <w:t>The enzyme that copies DNA proofreads as it goes, and separate repair systems patrol the finished copy for mismatches and damage.</w:t>
+        <w:br/>
+        <w:br/>
+        <w:t>It is not, because the copying gets checked, more than once.</w:t>
       </w:r>
-    </w:p>
-    <w:p>
-      <w:pPr/>
       <w:r>
-        <w:t>The net error rate, after all that, is on the order of one mistake per billion bases per copy, which is a rough figure and varies by organism.</w:t>
+        <w:br/>
+        <w:br/>
+        <w:t>The enzyme that copies DNA proofreads its own work as it goes, like a careful typist rereading each line.</w:t>
       </w:r>
-    </w:p>
-    <w:p>
-      <w:pPr/>
       <w:r>
-        <w:t>It is also not zero.</w:t>
+        <w:br/>
+        <w:br/>
+        <w:t>Separate repair crews then patrol the finished copy, hunting for mismatches and damage.</w:t>
       </w:r>
-    </w:p>
-    <w:p>
-      <w:pPr/>
       <w:r>
-        <w:t>Those few mistakes are mutations, and they are the raw material of Chapter 7.</w:t>
+        <w:br/>
+        <w:br/>
+        <w:t>After all that checking, the error rate is astonishingly low.</w:t>
       </w:r>
-    </w:p>
-    <w:p>
-      <w:pPr/>
       <w:r>
-        <w:t>Some swap one letter for another. Some drop or add letters, which shifts the reading of every codon after them. Some copy or delete whole stretches.</w:t>
+        <w:br/>
+        <w:br/>
+        <w:t>Roughly one letter in a billion still ends up wrong, per copy.</w:t>
       </w:r>
-    </w:p>
-    <w:p>
-      <w:pPr/>
       <w:r>
-        <w:t>A copying system that made no mistakes would have no evolution.</w:t>
+        <w:br/>
+        <w:br/>
+        <w:t>That is a rough figure, and it varies by organism.</w:t>
       </w:r>
-    </w:p>
-    <w:p>
-      <w:pPr/>
       <w:r>
-        <w:t>A copying system that made too many would have no heredity.</w:t>
+        <w:br/>
+        <w:br/>
+        <w:t>One mistake in a billion is not zero, though.</w:t>
       </w:r>
-    </w:p>
-    <w:p>
-      <w:pPr/>
       <w:r>
-        <w:t>Life sits in the narrow band between, and the band is maintained by enzymes that evolved to hold it there.</w:t>
+        <w:br/>
+        <w:br/>
+        <w:t xml:space="preserve">Those rare mistakes are called </w:t>
+      </w:r>
+      <w:r>
+        <w:rPr>
+          <w:b/>
+        </w:rPr>
+        <w:t>mutations</w:t>
+      </w:r>
+      <w:r>
+        <w:t>.</w:t>
+      </w:r>
+      <w:r>
+        <w:br/>
+        <w:br/>
+        <w:t>They are the raw material evolution uses to build anything new at all.</w:t>
+      </w:r>
+      <w:r>
+        <w:br/>
+        <w:br/>
+        <w:t>Some mutations swap one letter for another.</w:t>
+      </w:r>
+      <w:r>
+        <w:br/>
+        <w:br/>
+        <w:t>Some drop or add a single letter.</w:t>
+      </w:r>
+      <w:r>
+        <w:br/>
+        <w:br/>
+        <w:t>That shifts the reading of every codon that comes after it, the way deleting one letter from a sentence scrambles every word that follows.</w:t>
+      </w:r>
+      <w:r>
+        <w:br/>
+        <w:br/>
+        <w:t>Some copy or delete whole stretches of the text at once.</w:t>
+      </w:r>
+      <w:r>
+        <w:br/>
+        <w:br/>
+        <w:t>A copying system with zero mistakes would give evolution nothing to work with.</w:t>
+      </w:r>
+      <w:r>
+        <w:br/>
+        <w:br/>
+        <w:t>A copying system with too many mistakes would destroy heredity, since nothing would stay the same long enough to be inherited.</w:t>
+      </w:r>
+      <w:r>
+        <w:br/>
+        <w:br/>
+        <w:t>Life sits in a narrow band between those two extremes.</w:t>
+      </w:r>
+      <w:r>
+        <w:br/>
+        <w:br/>
+        <w:t>Enzymes that evolved specifically to hold that balance keep it there.</w:t>
       </w:r>
     </w:p>
     <w:p>
       <w:pPr>
         <w:pStyle w:val="Heading1"/>
+        <w:ind w:left="0" w:right="0" w:firstLine="0"/>
+        <w:jc w:val="center"/>
       </w:pPr>
       <w:r>
         <w:t>Size Is Not Sophistication</w:t>
       </w:r>
     </w:p>
     <w:p>
-      <w:pPr/>
+      <w:pPr>
+        <w:ind w:left="0" w:right="0" w:firstLine="0"/>
+        <w:jc w:val="center"/>
+      </w:pPr>
       <w:r>
-        <w:t>It would be satisfying if complex organisms had the biggest genomes.</w:t>
+        <w:t>It would be satisfying to learn that more complex creatures have bigger genomes.</w:t>
       </w:r>
-    </w:p>
-    <w:p>
-      <w:pPr/>
       <w:r>
-        <w:t>They do not.</w:t>
+        <w:br/>
+        <w:br/>
+        <w:t xml:space="preserve">A </w:t>
       </w:r>
-    </w:p>
-    <w:p>
-      <w:pPr/>
       <w:r>
-        <w:t>A human genome has about three billion base pairs.</w:t>
+        <w:rPr>
+          <w:b/>
+        </w:rPr>
+        <w:t>genome</w:t>
       </w:r>
-    </w:p>
-    <w:p>
-      <w:pPr/>
       <w:r>
-        <w:t>An onion has about five times that.</w:t>
+        <w:t xml:space="preserve"> is an organism's complete set of DNA instructions.</w:t>
       </w:r>
-    </w:p>
-    <w:p>
-      <w:pPr/>
       <w:r>
-        <w:t>The marbled lungfish has about forty times that, and it is a lungfish.</w:t>
+        <w:br/>
+        <w:br/>
+        <w:t>Complex creatures do not have bigger genomes.</w:t>
       </w:r>
-    </w:p>
-    <w:p>
-      <w:pPr/>
       <w:r>
-        <w:t>Some amoebas, single cells, are reported with genomes hundreds of times larger than ours, though those old measurements are uncertain.</w:t>
+        <w:br/>
+        <w:br/>
+        <w:t>A human genome has about three billion base pairs, or three billion letter-pairs of code.</w:t>
       </w:r>
-    </w:p>
-    <w:p>
-      <w:pPr/>
       <w:r>
-        <w:t>Whatever makes an organism complex, it is not the length of the text.</w:t>
+        <w:br/>
+        <w:br/>
+        <w:t>Reading those letters aloud, one per second, day and night without stopping, would take about ninety-five years.</w:t>
+      </w:r>
+      <w:r>
+        <w:br/>
+        <w:br/>
+        <w:t>An onion has about five times that many letters.</w:t>
+      </w:r>
+      <w:r>
+        <w:br/>
+        <w:br/>
+        <w:t>The marbled lungfish has about forty times that many, and it is, well, a lungfish.</w:t>
+      </w:r>
+      <w:r>
+        <w:br/>
+        <w:br/>
+        <w:t>Some single-celled amoebas are reported to have genomes hundreds of times larger than ours.</w:t>
+      </w:r>
+      <w:r>
+        <w:br/>
+        <w:br/>
+        <w:t>Those old measurements are uncertain, though.</w:t>
+      </w:r>
+      <w:r>
+        <w:br/>
+        <w:br/>
+        <w:t>Whatever makes an organism complex, it is clearly not the length of its instruction manual.</w:t>
       </w:r>
     </w:p>
     <w:p>
       <w:pPr>
         <w:pStyle w:val="Heading1"/>
+        <w:ind w:left="0" w:right="0" w:firstLine="0"/>
+        <w:jc w:val="center"/>
       </w:pPr>
       <w:r>
         <w:t>Junk, and the Argument About It</w:t>
       </w:r>
     </w:p>
     <w:p>
-      <w:pPr/>
+      <w:pPr>
+        <w:ind w:left="0" w:right="0" w:firstLine="0"/>
+        <w:jc w:val="center"/>
+      </w:pPr>
       <w:r>
-        <w:t>Only about one and a half percent of the human genome codes for proteins.</w:t>
+        <w:t>Only about one and a half percent of the human genome actually codes for proteins.</w:t>
       </w:r>
-    </w:p>
-    <w:p>
-      <w:pPr/>
       <w:r>
-        <w:t>Much of the rest consists of repeated sequences, the fossils of ancient viruses, and copies of copies of stretches that seem to have spent a hundred million years duplicating themselves for no one's benefit but their own.</w:t>
+        <w:br/>
+        <w:br/>
+        <w:t>So what is the other ninety-eight and a half percent doing?</w:t>
       </w:r>
-    </w:p>
-    <w:p>
-      <w:pPr/>
       <w:r>
-        <w:t>In the 1970s this was labeled junk DNA.</w:t>
+        <w:br/>
+        <w:br/>
+        <w:t>Much of it consists of repeated sequences: the fossils of ancient viruses, and copies of copies of DNA stretches.</w:t>
       </w:r>
-    </w:p>
-    <w:p>
-      <w:pPr/>
       <w:r>
-        <w:t>In 2012 a large project called ENCODE announced that eighty percent of the genome showed some biochemical activity and declared the junk idea dead.</w:t>
+        <w:br/>
+        <w:br/>
+        <w:t>Some of those stretches seem to have spent a hundred million years duplicating themselves, for no benefit except their own.</w:t>
       </w:r>
-    </w:p>
-    <w:p>
-      <w:pPr/>
       <w:r>
-        <w:t>The reaction from evolutionary biologists was sharp.</w:t>
+        <w:br/>
+        <w:br/>
+        <w:t>In the 1970s, scientists labeled all of this “junk DNA.”</w:t>
       </w:r>
-    </w:p>
-    <w:p>
-      <w:pPr/>
       <w:r>
-        <w:t>Biochemical activity is not function. A stretch of DNA that gets copied into RNA occasionally is not thereby doing something useful, any more than a rustling curtain is signaling.</w:t>
+        <w:br/>
+        <w:br/>
+        <w:t>In 2012, a large research project called ENCODE announced that eighty percent of the genome showed some biochemical activity.</w:t>
       </w:r>
-    </w:p>
-    <w:p>
-      <w:pPr/>
       <w:r>
-        <w:t>The honest state of play is between the extremes.</w:t>
+        <w:br/>
+        <w:br/>
+        <w:t>ENCODE declared the junk idea dead.</w:t>
       </w:r>
-    </w:p>
-    <w:p>
-      <w:pPr/>
       <w:r>
-        <w:t>More of the genome is functional than the word junk implied. Regulation, in particular, lives outside the protein-coding parts, and Chapter 16 will show how much it matters.</w:t>
+        <w:br/>
+        <w:br/>
+        <w:t>Evolutionary biologists reacted sharply, and mostly pushed back.</w:t>
       </w:r>
-    </w:p>
-    <w:p>
-      <w:pPr/>
       <w:r>
-        <w:t>But a large fraction, probably the majority, has no function the organism would miss, and the onion is the proof. Nothing an onion does requires five human genomes' worth of instruction.</w:t>
+        <w:br/>
+        <w:br/>
+        <w:t>Biochemical activity is not the same thing as function.</w:t>
+      </w:r>
+      <w:r>
+        <w:br/>
+        <w:br/>
+        <w:t>A stretch of DNA that occasionally gets copied into RNA is not necessarily doing something useful.</w:t>
+      </w:r>
+      <w:r>
+        <w:br/>
+        <w:br/>
+        <w:t>A curtain rustling in the wind is not signaling anyone, even though it is moving.</w:t>
+      </w:r>
+      <w:r>
+        <w:br/>
+        <w:br/>
+        <w:t>The honest answer sits between the two extremes.</w:t>
+      </w:r>
+      <w:r>
+        <w:br/>
+        <w:br/>
+        <w:t>More of the genome is functional than the word “junk” implied.</w:t>
+      </w:r>
+      <w:r>
+        <w:br/>
+        <w:br/>
+        <w:t>Regulation, the switches that turn other genes on and off, lives largely outside the protein-coding parts.</w:t>
+      </w:r>
+      <w:r>
+        <w:br/>
+        <w:br/>
+        <w:t>That matters more than scientists once thought.</w:t>
+      </w:r>
+      <w:r>
+        <w:br/>
+        <w:br/>
+        <w:t>But a large fraction, probably the majority, has no function the organism would even miss.</w:t>
+      </w:r>
+      <w:r>
+        <w:br/>
+        <w:br/>
+        <w:t>The onion is the proof.</w:t>
+      </w:r>
+      <w:r>
+        <w:br/>
+        <w:br/>
+        <w:t>Nothing an onion does requires five human genomes' worth of instructions.</w:t>
       </w:r>
     </w:p>
     <w:p>
       <w:pPr>
         <w:pStyle w:val="Heading1"/>
+        <w:ind w:left="0" w:right="0" w:firstLine="0"/>
+        <w:jc w:val="center"/>
       </w:pPr>
       <w:r>
         <w:t>Reading the Whole Book</w:t>
       </w:r>
     </w:p>
     <w:p>
-      <w:pPr/>
+      <w:pPr>
+        <w:ind w:left="0" w:right="0" w:firstLine="0"/>
+        <w:jc w:val="center"/>
+      </w:pPr>
       <w:r>
-        <w:t>In 2003 the Human Genome Project announced a complete draft of the human sequence, thirteen years and about three billion dollars after it began.</w:t>
+        <w:t>In 2003, the Human Genome Project announced a complete draft of the human sequence.</w:t>
       </w:r>
-    </w:p>
-    <w:p>
-      <w:pPr/>
       <w:r>
-        <w:t>The last gaps, in stretches so repetitive that no method could read them, were closed in 2022.</w:t>
+        <w:br/>
+        <w:br/>
+        <w:t>It had taken thirteen years and about three billion dollars, roughly a dollar for every letter of code.</w:t>
       </w:r>
-    </w:p>
-    <w:p>
-      <w:pPr/>
       <w:r>
-        <w:t>The cost of reading a genome has since fallen by a factor of a million.</w:t>
+        <w:br/>
+        <w:br/>
+        <w:t>The very last gaps, in stretches so repetitive no method could read them, were finally closed in 2022.</w:t>
       </w:r>
-    </w:p>
-    <w:p>
-      <w:pPr/>
       <w:r>
+        <w:br/>
+        <w:br/>
+        <w:t>Since then, the cost of reading a genome has fallen by a factor of a million.</w:t>
+      </w:r>
+      <w:r>
+        <w:br/>
+        <w:br/>
+        <w:t>A genome that once cost three billion dollars now costs a few hundred dollars, about the price of a nice dinner out.</w:t>
+      </w:r>
+      <w:r>
+        <w:br/>
+        <w:br/>
         <w:t>What the reading showed was humbling.</w:t>
       </w:r>
-    </w:p>
-    <w:p>
-      <w:pPr/>
       <w:r>
-        <w:t>Humans have about twenty thousand protein-coding genes, fewer than a water flea.</w:t>
+        <w:br/>
+        <w:br/>
+        <w:t>Humans have only about twenty thousand protein-coding genes.</w:t>
       </w:r>
-    </w:p>
-    <w:p>
-      <w:pPr/>
       <w:r>
-        <w:t>Most of our genome is shared with mice, a great deal with flies, and some with yeast and bacteria.</w:t>
+        <w:br/>
+        <w:br/>
+        <w:t>That is fewer genes than a water flea has.</w:t>
       </w:r>
-    </w:p>
-    <w:p>
-      <w:pPr/>
       <w:r>
-        <w:t>The book is old, and most of it was written before there were readers.</w:t>
+        <w:br/>
+        <w:br/>
+        <w:t>Most of our genome is shared with mice.</w:t>
+      </w:r>
+      <w:r>
+        <w:br/>
+        <w:br/>
+        <w:t>A great deal of it is shared with flies, and some even with yeast and bacteria.</w:t>
+      </w:r>
+      <w:r>
+        <w:br/>
+        <w:br/>
+        <w:t>The book of life is old.</w:t>
+      </w:r>
+      <w:r>
+        <w:br/>
+        <w:br/>
+        <w:t>Most of it was written long before there were any readers around to open it.</w:t>
       </w:r>
     </w:p>
     <w:p>
       <w:pPr>
         <w:pStyle w:val="Heading1"/>
+        <w:ind w:left="0" w:right="0" w:firstLine="0"/>
+        <w:jc w:val="center"/>
       </w:pPr>
       <w:r>
         <w:t>The Evolutionary Punchline</w:t>
       </w:r>
     </w:p>
     <w:p>
-      <w:pPr/>
+      <w:pPr>
+        <w:ind w:left="0" w:right="0" w:firstLine="0"/>
+        <w:jc w:val="center"/>
+      </w:pPr>
       <w:r>
         <w:t>Every cell in your body holds a text about three billion letters long.</w:t>
       </w:r>
-    </w:p>
-    <w:p>
-      <w:pPr/>
       <w:r>
+        <w:br/>
+        <w:br/>
         <w:t>It has been copied, cell to cell and parent to child, for roughly four billion years.</w:t>
       </w:r>
-    </w:p>
-    <w:p>
-      <w:pPr/>
       <w:r>
-        <w:t>The copying is accurate to about one error in a billion, which is astonishing and is also the only reason the text has ever changed.</w:t>
+        <w:br/>
+        <w:br/>
+        <w:t>If that whole span were squeezed into a single day, you and everyone you have ever known would show up in its last few seconds.</w:t>
       </w:r>
-    </w:p>
-    <w:p>
-      <w:pPr/>
       <w:r>
+        <w:br/>
+        <w:br/>
+        <w:t>The copying is accurate to about one error in a billion letters.</w:t>
+      </w:r>
+      <w:r>
+        <w:br/>
+        <w:br/>
+        <w:t>That is astonishing, and it is also the only reason this text has ever changed at all.</w:t>
+      </w:r>
+      <w:r>
+        <w:br/>
+        <w:br/>
         <w:t>Some of it is instructions.</w:t>
       </w:r>
-    </w:p>
-    <w:p>
-      <w:pPr/>
       <w:r>
-        <w:t>Much of it is repetition, leftover viruses, and passages that duplicated themselves and were never edited out.</w:t>
+        <w:br/>
+        <w:br/>
+        <w:t>Much of it is repetition, leftover viruses, and old passages that copied themselves and were never edited out.</w:t>
       </w:r>
-    </w:p>
-    <w:p>
-      <w:pPr/>
       <w:r>
-        <w:t>It is not a blueprint. It is an ancient manuscript, recopied by scribes who could not read, with every typo that helped kept in and every typo that hurt removed by the death of the reader.</w:t>
+        <w:br/>
+        <w:br/>
+        <w:t>DNA is not a blueprint someone drew on purpose.</w:t>
       </w:r>
-    </w:p>
-    <w:p>
-      <w:pPr/>
       <w:r>
-        <w:t>That manuscript built the scribes.</w:t>
+        <w:br/>
+        <w:br/>
+        <w:t>It is an ancient manuscript, recopied for billions of years by scribes who could not read a single word of it.</w:t>
       </w:r>
-    </w:p>
-    <w:p>
-      <w:pPr/>
       <w:r>
-        <w:t>Then it built something that could finally read it.</w:t>
+        <w:br/>
+        <w:br/>
+        <w:t>Every typo that helped got copied forward.</w:t>
+      </w:r>
+      <w:r>
+        <w:br/>
+        <w:br/>
+        <w:t>Every typo that hurt got removed, simply because its carrier did not survive long enough to copy it again.</w:t>
+      </w:r>
+      <w:r>
+        <w:br/>
+        <w:br/>
+        <w:t>That manuscript, slowly, built the scribes who carried it.</w:t>
+      </w:r>
+      <w:r>
+        <w:br/>
+        <w:br/>
+        <w:t>Then, after four billion years, it finally built something that could sit down and read it.</w:t>
       </w:r>
     </w:p>
     <w:sectPr>
@@ -1164,12 +1689,12 @@
       <w:outlineLvl w:val="0"/>
     </w:pPr>
     <w:rPr>
-      <w:rFonts w:asciiTheme="majorHAnsi" w:eastAsiaTheme="majorEastAsia" w:hAnsiTheme="majorHAnsi" w:cstheme="majorBidi" w:ascii="Georgia" w:hAnsi="Georgia"/>
+      <w:rFonts w:ascii="Amazon Ember" w:hAnsi="Amazon Ember" w:cs="Amazon Ember"/>
       <w:b/>
       <w:bCs/>
-      <w:color w:val="365F91" w:themeColor="accent1" w:themeShade="BF"/>
-      <w:sz w:val="30"/>
-      <w:szCs w:val="28"/>
+      <w:color w:val="0000FF"/>
+      <w:sz w:val="36"/>
+      <w:szCs w:val="36"/>
     </w:rPr>
   </w:style>
   <w:style w:type="paragraph" w:styleId="Heading2">
@@ -1454,13 +1979,11 @@
       <w:jc w:val="center"/>
     </w:pPr>
     <w:rPr>
-      <w:rFonts w:asciiTheme="majorHAnsi" w:eastAsiaTheme="majorEastAsia" w:hAnsiTheme="majorHAnsi" w:cstheme="majorBidi" w:ascii="Georgia" w:hAnsi="Georgia"/>
+      <w:rFonts w:ascii="Amazon Ember" w:hAnsi="Amazon Ember" w:cs="Amazon Ember"/>
       <w:b/>
-      <w:color w:val="17365D" w:themeColor="text2" w:themeShade="BF"/>
-      <w:spacing w:val="5"/>
-      <w:kern w:val="28"/>
-      <w:sz w:val="40"/>
-      <w:szCs w:val="52"/>
+      <w:color w:val="0000FF"/>
+      <w:sz w:val="36"/>
+      <w:szCs w:val="36"/>
     </w:rPr>
   </w:style>
   <w:style w:type="character" w:customStyle="1" w:styleId="TitleChar">
